--- a/Description Of Ques 1.docx
+++ b/Description Of Ques 1.docx
@@ -86,7 +86,38 @@
         </w:numPr>
       </w:pPr>
       <w:r>
-        <w:t>I changed the background to a nature-themed image containing elements such as water, trees, and clouds to create an instant emotional connection with nature.</w:t>
+        <w:t xml:space="preserve">I changed the background </w:t>
+      </w:r>
+      <w:r>
+        <w:t>to light clam page with</w:t>
+      </w:r>
+      <w:r>
+        <w:t xml:space="preserve"> elements such as</w:t>
+      </w:r>
+      <w:r>
+        <w:t xml:space="preserve"> falling </w:t>
+      </w:r>
+      <w:proofErr w:type="gramStart"/>
+      <w:r>
+        <w:t>leaves ,</w:t>
+      </w:r>
+      <w:proofErr w:type="gramEnd"/>
+      <w:r>
+        <w:t xml:space="preserve"> </w:t>
+      </w:r>
+      <w:proofErr w:type="gramStart"/>
+      <w:r>
+        <w:t xml:space="preserve">spores </w:t>
+      </w:r>
+      <w:r>
+        <w:t xml:space="preserve"> to</w:t>
+      </w:r>
+      <w:proofErr w:type="gramEnd"/>
+      <w:r>
+        <w:t xml:space="preserve"> create an instant emotional connection with nature</w:t>
+      </w:r>
+      <w:r>
+        <w:t>.</w:t>
       </w:r>
     </w:p>
     <w:p>
@@ -151,6 +182,62 @@
       </w:pPr>
       <w:r>
         <w:t>For Question 1, I used ChatGPT and Antigravity.</w:t>
+      </w:r>
+    </w:p>
+    <w:p>
+      <w:pPr>
+        <w:ind w:left="720"/>
+      </w:pPr>
+      <w:r>
+        <w:t>For code I have used—</w:t>
+      </w:r>
+    </w:p>
+    <w:p>
+      <w:pPr>
+        <w:ind w:left="720"/>
+      </w:pPr>
+      <w:r>
+        <w:t>HTML -&gt; For Semantic Structure Layer</w:t>
+      </w:r>
+    </w:p>
+    <w:p>
+      <w:pPr>
+        <w:ind w:left="720"/>
+      </w:pPr>
+      <w:r>
+        <w:t xml:space="preserve">CSS – &gt;For Look and Styling </w:t>
+      </w:r>
+    </w:p>
+    <w:p>
+      <w:pPr>
+        <w:ind w:left="720"/>
+      </w:pPr>
+      <w:r>
+        <w:t>JavaScript -&gt; For Complete Logic</w:t>
+      </w:r>
+    </w:p>
+    <w:p>
+      <w:pPr>
+        <w:ind w:left="720"/>
+      </w:pPr>
+      <w:r>
+        <w:t xml:space="preserve">Three.js -&gt; For 3D graphics </w:t>
+      </w:r>
+    </w:p>
+    <w:p>
+      <w:pPr>
+        <w:ind w:left="720"/>
+      </w:pPr>
+      <w:r>
+        <w:t xml:space="preserve">GSAP -&gt; For handling smooth </w:t>
+      </w:r>
+      <w:proofErr w:type="gramStart"/>
+      <w:r>
+        <w:t>hover based</w:t>
+      </w:r>
+      <w:proofErr w:type="gramEnd"/>
+      <w:r>
+        <w:t xml:space="preserve"> transitions and other animations </w:t>
       </w:r>
     </w:p>
     <w:p>
